--- a/book_projects/MiddleSchool/BrainStorming2.docx
+++ b/book_projects/MiddleSchool/BrainStorming2.docx
@@ -13,9 +13,15 @@
       </w:r>
     </w:p>
     <w:p>
+      <w:pPr>
+        <w:pStyle w:val="IntenseQuote"/>
+      </w:pPr>
       <w:r>
         <w:t>Chapter 1: A set of stones.</w:t>
       </w:r>
+      <w:r>
+        <w:t xml:space="preserve"> Natural Numbers &amp; Factoring</w:t>
+      </w:r>
     </w:p>
     <w:p>
       <w:r>
@@ -29,6 +35,9 @@
       <w:r>
         <w:t>12/5 =&gt; 12 = 5 *k +r</w:t>
       </w:r>
+      <w:r>
+        <w:t xml:space="preserve"> -&gt; rectangle + remainder</w:t>
+      </w:r>
     </w:p>
     <w:p>
       <w:r>
@@ -38,6 +47,222 @@
     <w:p>
       <w:r>
         <w:t>(1,12) (2, 6)(3,4)</w:t>
+      </w:r>
+      <w:r>
+        <w:t xml:space="preserve"> -&gt; number of factors of a given number.</w:t>
+      </w:r>
+    </w:p>
+    <w:p>
+      <w:r>
+        <w:t>How many factors have a trailing zero?</w:t>
+      </w:r>
+    </w:p>
+    <w:p>
+      <w:r>
+        <w:t>Light switch puzzle.</w:t>
+      </w:r>
+    </w:p>
+    <w:p>
+      <w:r>
+        <w:t>All leads to prime factorization. The finger print of the integers.</w:t>
+      </w:r>
+    </w:p>
+    <w:p>
+      <w:r>
+        <w:t xml:space="preserve">Project on tagging and classifying. </w:t>
+      </w:r>
+    </w:p>
+    <w:p>
+      <w:pPr>
+        <w:pStyle w:val="IntenseQuote"/>
+      </w:pPr>
+      <w:r>
+        <w:t>Chapter 2: Integers</w:t>
+      </w:r>
+    </w:p>
+    <w:p>
+      <w:r>
+        <w:t>Motivation through subtraction.</w:t>
+      </w:r>
+    </w:p>
+    <w:p>
+      <w:r>
+        <w:t>Subtraction as measuring change. A-B is the change from B to A. Introduce the number line.</w:t>
+      </w:r>
+      <w:r>
+        <w:t xml:space="preserve"> Positive numbers as arrows from 0 to the right. Negative numbers arrows from 0 to the left. Adding numbers as laying arrows down tail to head. Subtraction is finding the length between them when they both start at 0. </w:t>
+      </w:r>
+    </w:p>
+    <w:p>
+      <w:r>
+        <w:t>7-5 vs 7 + -5</w:t>
+      </w:r>
+    </w:p>
+    <w:p/>
+    <w:p>
+      <w:r>
+        <w:t>Define multiplication of arrows a*b is a copies of arrow b, or b copies of arrow a.</w:t>
+      </w:r>
+    </w:p>
+    <w:p>
+      <w:r>
+        <w:t>Define x*(-1) or -1*x as changing the direction of the arrow. If it is -&gt; it become &lt;- .</w:t>
+      </w:r>
+    </w:p>
+    <w:p>
+      <w:r>
+        <w:t>This way -3*-3 =-1*3*(-3) scale the -3 to -9 and then change its direction.</w:t>
+      </w:r>
+      <w:r>
+        <w:t xml:space="preserve"> </w:t>
+      </w:r>
+    </w:p>
+    <w:p>
+      <w:pPr>
+        <w:pStyle w:val="IntenseQuote"/>
+      </w:pPr>
+      <w:r>
+        <w:lastRenderedPageBreak/>
+        <w:t>Chapter 3 Fractions: Places In Between Integers</w:t>
+      </w:r>
+    </w:p>
+    <w:p/>
+    <w:p>
+      <w:pPr>
+        <w:pStyle w:val="IntenseQuote"/>
+      </w:pPr>
+      <w:r>
+        <w:t>Chapter 4 Decimals and Place Value</w:t>
+      </w:r>
+    </w:p>
+    <w:p/>
+    <w:p>
+      <w:pPr>
+        <w:pStyle w:val="IntenseQuote"/>
+      </w:pPr>
+      <w:r>
+        <w:t xml:space="preserve">Chapter 5 </w:t>
+      </w:r>
+      <w:r>
+        <w:t>Binary, Other Number Bases</w:t>
+      </w:r>
+    </w:p>
+    <w:p>
+      <w:r>
+        <w:t>We restrict the number of symbols and develop the system of digits just like in the previous chapter. Talk about the usefulness of binary vs hexadecimal.</w:t>
+      </w:r>
+    </w:p>
+    <w:p/>
+    <w:p>
+      <w:pPr>
+        <w:pStyle w:val="IntenseQuote"/>
+      </w:pPr>
+      <w:r>
+        <w:t>Chapter 6 Exponents: Repeated Multiplication</w:t>
+      </w:r>
+    </w:p>
+    <w:p/>
+    <w:p>
+      <w:pPr>
+        <w:pStyle w:val="IntenseQuote"/>
+      </w:pPr>
+      <w:r>
+        <w:t xml:space="preserve">Chapter </w:t>
+      </w:r>
+      <w:r>
+        <w:t>7</w:t>
+      </w:r>
+      <w:r>
+        <w:t xml:space="preserve"> Percentages: Change, Growth, Decay</w:t>
+      </w:r>
+    </w:p>
+    <w:p>
+      <w:r>
+        <w:t>I think this is a great place to make use of exponents in a natural environment. We can also talk about sequences without officially defining it.</w:t>
+      </w:r>
+    </w:p>
+    <w:p>
+      <w:pPr>
+        <w:pStyle w:val="IntenseQuote"/>
+      </w:pPr>
+      <w:r>
+        <w:t>Chapter 8 Counting and Chance</w:t>
+      </w:r>
+    </w:p>
+    <w:p>
+      <w:r>
+        <w:t>Here introducing some counting and probability.</w:t>
+      </w:r>
+    </w:p>
+    <w:p>
+      <w:pPr>
+        <w:pStyle w:val="IntenseQuote"/>
+      </w:pPr>
+      <w:r>
+        <w:t xml:space="preserve">Chapter </w:t>
+      </w:r>
+      <w:r>
+        <w:t>9</w:t>
+      </w:r>
+      <w:r>
+        <w:t xml:space="preserve"> Averages: Summarizing Numbers</w:t>
+      </w:r>
+    </w:p>
+    <w:p/>
+    <w:p>
+      <w:pPr>
+        <w:pStyle w:val="IntenseQuote"/>
+      </w:pPr>
+      <w:r>
+        <w:t xml:space="preserve">Chapter </w:t>
+      </w:r>
+      <w:r>
+        <w:t>10</w:t>
+      </w:r>
+      <w:r>
+        <w:t xml:space="preserve"> Equations: Maintaining Equality</w:t>
+      </w:r>
+    </w:p>
+    <w:p>
+      <w:r>
+        <w:t xml:space="preserve">Here we start with examples of equations that you write in the process of simplifying an expression. We then introduce equations with a variable. The emphasis is being able to understand what the equation says. When introducing y=x or y=x+1 or y+1=x it is first through what it says about value of x and y, only then should it be graphed with emphasis that the xy plane is one way of visualizing this relationship. </w:t>
+      </w:r>
+    </w:p>
+    <w:p>
+      <w:pPr>
+        <w:pStyle w:val="IntenseQuote"/>
+      </w:pPr>
+      <w:r>
+        <w:t xml:space="preserve">Chapter </w:t>
+      </w:r>
+      <w:r>
+        <w:t>11</w:t>
+      </w:r>
+      <w:r>
+        <w:t xml:space="preserve"> Graphing: </w:t>
+      </w:r>
+      <w:r>
+        <w:t>How to Visualize an Equation</w:t>
+      </w:r>
+    </w:p>
+    <w:p/>
+    <w:p>
+      <w:pPr>
+        <w:pStyle w:val="IntenseQuote"/>
+      </w:pPr>
+      <w:r>
+        <w:t>Chapter 1</w:t>
+      </w:r>
+      <w:r>
+        <w:t>2</w:t>
+      </w:r>
+      <w:r>
+        <w:t xml:space="preserve"> Lines: A Constant Change</w:t>
+      </w:r>
+    </w:p>
+    <w:p>
+      <w:r>
+        <w:t xml:space="preserve">Here I think in addition to ax+by=c, we will also explore what is not a line both thinking about y being equal to a multiple of x and then added a constant, also that lines are a “linear” combination of x and y that is equal to a constant. This section needs to emphasize the constant rate of change. We can also think of it is a scaling of the x-interval and then a shift by a constant. </w:t>
       </w:r>
     </w:p>
     <w:sectPr>
